--- a/Etapa Construcción - Iteración 1/Diseño/Especificacion CU09 Crear Tarea-Kairos-NexTech.dotx.docx
+++ b/Etapa Construcción - Iteración 1/Diseño/Especificacion CU09 Crear Tarea-Kairos-NexTech.dotx.docx
@@ -256,12 +256,12 @@
                 <wp:extent cx="7952740" cy="823595"/>
                 <wp:effectExtent b="0" l="0" r="0" t="0"/>
                 <wp:wrapNone/>
-                <wp:docPr id="43" name="image13.png"/>
+                <wp:docPr id="43" name="image12.png"/>
                 <a:graphic>
                   <a:graphicData uri="http://schemas.openxmlformats.org/drawingml/2006/picture">
                     <pic:pic>
                       <pic:nvPicPr>
-                        <pic:cNvPr id="0" name="image13.png"/>
+                        <pic:cNvPr id="0" name="image12.png"/>
                         <pic:cNvPicPr preferRelativeResize="0"/>
                       </pic:nvPicPr>
                       <pic:blipFill>
@@ -376,12 +376,12 @@
                 <wp:extent cx="116205" cy="11240770"/>
                 <wp:effectExtent b="0" l="0" r="0" t="0"/>
                 <wp:wrapNone/>
-                <wp:docPr id="41" name="image11.png"/>
+                <wp:docPr id="41" name="image10.png"/>
                 <a:graphic>
                   <a:graphicData uri="http://schemas.openxmlformats.org/drawingml/2006/picture">
                     <pic:pic>
                       <pic:nvPicPr>
-                        <pic:cNvPr id="0" name="image11.png"/>
+                        <pic:cNvPr id="0" name="image10.png"/>
                         <pic:cNvPicPr preferRelativeResize="0"/>
                       </pic:nvPicPr>
                       <pic:blipFill>
@@ -496,12 +496,12 @@
                 <wp:extent cx="116205" cy="11240770"/>
                 <wp:effectExtent b="0" l="0" r="0" t="0"/>
                 <wp:wrapNone/>
-                <wp:docPr id="46" name="image16.png"/>
+                <wp:docPr id="46" name="image15.png"/>
                 <a:graphic>
                   <a:graphicData uri="http://schemas.openxmlformats.org/drawingml/2006/picture">
                     <pic:pic>
                       <pic:nvPicPr>
-                        <pic:cNvPr id="0" name="image16.png"/>
+                        <pic:cNvPr id="0" name="image15.png"/>
                         <pic:cNvPicPr preferRelativeResize="0"/>
                       </pic:nvPicPr>
                       <pic:blipFill>
@@ -616,12 +616,12 @@
                 <wp:extent cx="7952740" cy="823595"/>
                 <wp:effectExtent b="0" l="0" r="0" t="0"/>
                 <wp:wrapNone/>
-                <wp:docPr id="45" name="image15.png"/>
+                <wp:docPr id="45" name="image14.png"/>
                 <a:graphic>
                   <a:graphicData uri="http://schemas.openxmlformats.org/drawingml/2006/picture">
                     <pic:pic>
                       <pic:nvPicPr>
-                        <pic:cNvPr id="0" name="image15.png"/>
+                        <pic:cNvPr id="0" name="image14.png"/>
                         <pic:cNvPicPr preferRelativeResize="0"/>
                       </pic:nvPicPr>
                       <pic:blipFill>
@@ -1049,12 +1049,12 @@
             <wp:extent cx="1200150" cy="1200150"/>
             <wp:effectExtent b="0" l="0" r="0" t="0"/>
             <wp:wrapSquare wrapText="bothSides" distB="0" distT="0" distL="114300" distR="114300"/>
-            <wp:docPr descr="psi-negro.png" id="50" name="image1.png"/>
+            <wp:docPr descr="psi-negro.png" id="49" name="image2.png"/>
             <a:graphic>
               <a:graphicData uri="http://schemas.openxmlformats.org/drawingml/2006/picture">
                 <pic:pic>
                   <pic:nvPicPr>
-                    <pic:cNvPr descr="psi-negro.png" id="0" name="image1.png"/>
+                    <pic:cNvPr descr="psi-negro.png" id="0" name="image2.png"/>
                     <pic:cNvPicPr preferRelativeResize="0"/>
                   </pic:nvPicPr>
                   <pic:blipFill>
@@ -1104,12 +1104,12 @@
             <wp:extent cx="1304925" cy="2019300"/>
             <wp:effectExtent b="0" l="0" r="0" t="0"/>
             <wp:wrapSquare wrapText="bothSides" distB="0" distT="0" distL="114300" distR="114300"/>
-            <wp:docPr descr="UNPA.JPG" id="52" name="image5.jpg"/>
+            <wp:docPr descr="UNPA.JPG" id="51" name="image4.jpg"/>
             <a:graphic>
               <a:graphicData uri="http://schemas.openxmlformats.org/drawingml/2006/picture">
                 <pic:pic>
                   <pic:nvPicPr>
-                    <pic:cNvPr descr="UNPA.JPG" id="0" name="image5.jpg"/>
+                    <pic:cNvPr descr="UNPA.JPG" id="0" name="image4.jpg"/>
                     <pic:cNvPicPr preferRelativeResize="0"/>
                   </pic:nvPicPr>
                   <pic:blipFill>
@@ -1241,7 +1241,7 @@
     </w:p>
     <w:sdt>
       <w:sdtPr>
-        <w:id w:val="-1800781915"/>
+        <w:id w:val="937610123"/>
         <w:docPartObj>
           <w:docPartGallery w:val="Table of Contents"/>
           <w:docPartUnique w:val="1"/>
@@ -1827,7 +1827,7 @@
     <w:sdt>
       <w:sdtPr>
         <w:lock w:val="contentLocked"/>
-        <w:id w:val="-452970651"/>
+        <w:id w:val="-1874129585"/>
         <w:tag w:val="goog_rdk_0"/>
       </w:sdtPr>
       <w:sdtContent>
@@ -4353,48 +4353,6 @@
           <w:rtl w:val="0"/>
         </w:rPr>
       </w:r>
-      <w:r>
-        <w:drawing>
-          <wp:anchor allowOverlap="1" behindDoc="0" distB="114300" distT="114300" distL="114300" distR="114300" hidden="0" layoutInCell="1" locked="0" relativeHeight="0" simplePos="0">
-            <wp:simplePos x="0" y="0"/>
-            <wp:positionH relativeFrom="column">
-              <wp:posOffset>-306440</wp:posOffset>
-            </wp:positionH>
-            <wp:positionV relativeFrom="paragraph">
-              <wp:posOffset>428625</wp:posOffset>
-            </wp:positionV>
-            <wp:extent cx="5935716" cy="5267324"/>
-            <wp:effectExtent b="0" l="0" r="0" t="0"/>
-            <wp:wrapSquare wrapText="bothSides" distB="114300" distT="114300" distL="114300" distR="114300"/>
-            <wp:docPr id="49" name="image4.png"/>
-            <a:graphic>
-              <a:graphicData uri="http://schemas.openxmlformats.org/drawingml/2006/picture">
-                <pic:pic>
-                  <pic:nvPicPr>
-                    <pic:cNvPr id="0" name="image4.png"/>
-                    <pic:cNvPicPr preferRelativeResize="0"/>
-                  </pic:nvPicPr>
-                  <pic:blipFill>
-                    <a:blip r:embed="rId10"/>
-                    <a:srcRect b="0" l="0" r="0" t="0"/>
-                    <a:stretch>
-                      <a:fillRect/>
-                    </a:stretch>
-                  </pic:blipFill>
-                  <pic:spPr>
-                    <a:xfrm>
-                      <a:off x="0" y="0"/>
-                      <a:ext cx="5935716" cy="5267324"/>
-                    </a:xfrm>
-                    <a:prstGeom prst="rect"/>
-                    <a:ln/>
-                  </pic:spPr>
-                </pic:pic>
-              </a:graphicData>
-            </a:graphic>
-          </wp:anchor>
-        </w:drawing>
-      </w:r>
     </w:p>
     <w:p>
       <w:pPr>
@@ -4415,6 +4373,41 @@
         <w:jc w:val="center"/>
         <w:rPr/>
       </w:pPr>
+      <w:r>
+        <w:rPr/>
+        <w:drawing>
+          <wp:inline distB="114300" distT="114300" distL="114300" distR="114300">
+            <wp:extent cx="5399730" cy="4927600"/>
+            <wp:effectExtent b="0" l="0" r="0" t="0"/>
+            <wp:docPr id="52" name="image17.png"/>
+            <a:graphic>
+              <a:graphicData uri="http://schemas.openxmlformats.org/drawingml/2006/picture">
+                <pic:pic>
+                  <pic:nvPicPr>
+                    <pic:cNvPr id="0" name="image17.png"/>
+                    <pic:cNvPicPr preferRelativeResize="0"/>
+                  </pic:nvPicPr>
+                  <pic:blipFill>
+                    <a:blip r:embed="rId10"/>
+                    <a:srcRect b="0" l="0" r="0" t="0"/>
+                    <a:stretch>
+                      <a:fillRect/>
+                    </a:stretch>
+                  </pic:blipFill>
+                  <pic:spPr>
+                    <a:xfrm>
+                      <a:off x="0" y="0"/>
+                      <a:ext cx="5399730" cy="4927600"/>
+                    </a:xfrm>
+                    <a:prstGeom prst="rect"/>
+                    <a:ln/>
+                  </pic:spPr>
+                </pic:pic>
+              </a:graphicData>
+            </a:graphic>
+          </wp:inline>
+        </w:drawing>
+      </w:r>
       <w:r>
         <w:rPr>
           <w:rtl w:val="0"/>
@@ -4778,12 +4771,12 @@
               <wp:extent cx="103505" cy="811530"/>
               <wp:effectExtent b="0" l="0" r="0" t="0"/>
               <wp:wrapNone/>
-              <wp:docPr id="37" name="image7.png"/>
+              <wp:docPr id="37" name="image6.png"/>
               <a:graphic>
                 <a:graphicData uri="http://schemas.openxmlformats.org/drawingml/2006/picture">
                   <pic:pic>
                     <pic:nvPicPr>
-                      <pic:cNvPr id="0" name="image7.png"/>
+                      <pic:cNvPr id="0" name="image6.png"/>
                       <pic:cNvPicPr preferRelativeResize="0"/>
                     </pic:nvPicPr>
                     <pic:blipFill>
@@ -4885,12 +4878,12 @@
               <wp:extent cx="103505" cy="824865"/>
               <wp:effectExtent b="0" l="0" r="0" t="0"/>
               <wp:wrapNone/>
-              <wp:docPr id="47" name="image17.png"/>
+              <wp:docPr id="47" name="image16.png"/>
               <a:graphic>
                 <a:graphicData uri="http://schemas.openxmlformats.org/drawingml/2006/picture">
                   <pic:pic>
                     <pic:nvPicPr>
-                      <pic:cNvPr id="0" name="image17.png"/>
+                      <pic:cNvPr id="0" name="image16.png"/>
                       <pic:cNvPicPr preferRelativeResize="0"/>
                     </pic:nvPicPr>
                     <pic:blipFill>
@@ -5076,12 +5069,12 @@
               <wp:extent cx="7549515" cy="815340"/>
               <wp:effectExtent b="0" l="0" r="0" t="0"/>
               <wp:wrapNone/>
-              <wp:docPr id="42" name="image12.png"/>
+              <wp:docPr id="42" name="image11.png"/>
               <a:graphic>
                 <a:graphicData uri="http://schemas.openxmlformats.org/drawingml/2006/picture">
                   <pic:pic>
                     <pic:nvPicPr>
-                      <pic:cNvPr id="0" name="image12.png"/>
+                      <pic:cNvPr id="0" name="image11.png"/>
                       <pic:cNvPicPr preferRelativeResize="0"/>
                     </pic:nvPicPr>
                     <pic:blipFill>
@@ -5183,12 +5176,12 @@
               <wp:extent cx="103505" cy="824865"/>
               <wp:effectExtent b="0" l="0" r="0" t="0"/>
               <wp:wrapNone/>
-              <wp:docPr id="36" name="image6.png"/>
+              <wp:docPr id="36" name="image5.png"/>
               <a:graphic>
                 <a:graphicData uri="http://schemas.openxmlformats.org/drawingml/2006/picture">
                   <pic:pic>
                     <pic:nvPicPr>
-                      <pic:cNvPr id="0" name="image6.png"/>
+                      <pic:cNvPr id="0" name="image5.png"/>
                       <pic:cNvPicPr preferRelativeResize="0"/>
                     </pic:nvPicPr>
                     <pic:blipFill>
@@ -5290,12 +5283,12 @@
               <wp:extent cx="103505" cy="811530"/>
               <wp:effectExtent b="0" l="0" r="0" t="0"/>
               <wp:wrapNone/>
-              <wp:docPr id="39" name="image9.png"/>
+              <wp:docPr id="39" name="image8.png"/>
               <a:graphic>
                 <a:graphicData uri="http://schemas.openxmlformats.org/drawingml/2006/picture">
                   <pic:pic>
                     <pic:nvPicPr>
-                      <pic:cNvPr id="0" name="image9.png"/>
+                      <pic:cNvPr id="0" name="image8.png"/>
                       <pic:cNvPicPr preferRelativeResize="0"/>
                     </pic:nvPicPr>
                     <pic:blipFill>
@@ -5548,12 +5541,12 @@
               <wp:extent cx="7549515" cy="815340"/>
               <wp:effectExtent b="0" l="0" r="0" t="0"/>
               <wp:wrapNone/>
-              <wp:docPr id="40" name="image10.png"/>
+              <wp:docPr id="40" name="image9.png"/>
               <a:graphic>
                 <a:graphicData uri="http://schemas.openxmlformats.org/drawingml/2006/picture">
                   <pic:pic>
                     <pic:nvPicPr>
-                      <pic:cNvPr id="0" name="image10.png"/>
+                      <pic:cNvPr id="0" name="image9.png"/>
                       <pic:cNvPicPr preferRelativeResize="0"/>
                     </pic:nvPicPr>
                     <pic:blipFill>
@@ -5595,12 +5588,12 @@
           <wp:extent cx="669290" cy="669290"/>
           <wp:effectExtent b="0" l="0" r="0" t="0"/>
           <wp:wrapSquare wrapText="bothSides" distB="0" distT="0" distL="114300" distR="114300"/>
-          <wp:docPr descr="psi-negro.png" id="48" name="image2.png"/>
+          <wp:docPr descr="psi-negro.png" id="48" name="image1.png"/>
           <a:graphic>
             <a:graphicData uri="http://schemas.openxmlformats.org/drawingml/2006/picture">
               <pic:pic>
                 <pic:nvPicPr>
-                  <pic:cNvPr descr="psi-negro.png" id="0" name="image2.png"/>
+                  <pic:cNvPr descr="psi-negro.png" id="0" name="image1.png"/>
                   <pic:cNvPicPr preferRelativeResize="0"/>
                 </pic:nvPicPr>
                 <pic:blipFill>
@@ -5640,7 +5633,7 @@
           <wp:extent cx="425450" cy="666750"/>
           <wp:effectExtent b="0" l="0" r="0" t="0"/>
           <wp:wrapSquare wrapText="bothSides" distB="0" distT="0" distL="114300" distR="114300"/>
-          <wp:docPr descr="UNPA.JPG" id="51" name="image3.jpg"/>
+          <wp:docPr descr="UNPA.JPG" id="50" name="image3.jpg"/>
           <a:graphic>
             <a:graphicData uri="http://schemas.openxmlformats.org/drawingml/2006/picture">
               <pic:pic>
@@ -5748,12 +5741,12 @@
               <wp:extent cx="103505" cy="811530"/>
               <wp:effectExtent b="0" l="0" r="0" t="0"/>
               <wp:wrapNone/>
-              <wp:docPr id="44" name="image14.png"/>
+              <wp:docPr id="44" name="image13.png"/>
               <a:graphic>
                 <a:graphicData uri="http://schemas.openxmlformats.org/drawingml/2006/picture">
                   <pic:pic>
                     <pic:nvPicPr>
-                      <pic:cNvPr id="0" name="image14.png"/>
+                      <pic:cNvPr id="0" name="image13.png"/>
                       <pic:cNvPicPr preferRelativeResize="0"/>
                     </pic:nvPicPr>
                     <pic:blipFill>
@@ -5858,12 +5851,12 @@
               <wp:extent cx="103505" cy="812165"/>
               <wp:effectExtent b="0" l="0" r="0" t="0"/>
               <wp:wrapNone/>
-              <wp:docPr id="38" name="image8.png"/>
+              <wp:docPr id="38" name="image7.png"/>
               <a:graphic>
                 <a:graphicData uri="http://schemas.openxmlformats.org/drawingml/2006/picture">
                   <pic:pic>
                     <pic:nvPicPr>
-                      <pic:cNvPr id="0" name="image8.png"/>
+                      <pic:cNvPr id="0" name="image7.png"/>
                       <pic:cNvPicPr preferRelativeResize="0"/>
                     </pic:nvPicPr>
                     <pic:blipFill>

--- a/Etapa Construcción - Iteración 1/Diseño/Especificacion CU09 Crear Tarea-Kairos-NexTech.dotx.docx
+++ b/Etapa Construcción - Iteración 1/Diseño/Especificacion CU09 Crear Tarea-Kairos-NexTech.dotx.docx
@@ -256,12 +256,12 @@
                 <wp:extent cx="7952740" cy="823595"/>
                 <wp:effectExtent b="0" l="0" r="0" t="0"/>
                 <wp:wrapNone/>
-                <wp:docPr id="43" name="image12.png"/>
+                <wp:docPr id="43" name="image13.png"/>
                 <a:graphic>
                   <a:graphicData uri="http://schemas.openxmlformats.org/drawingml/2006/picture">
                     <pic:pic>
                       <pic:nvPicPr>
-                        <pic:cNvPr id="0" name="image12.png"/>
+                        <pic:cNvPr id="0" name="image13.png"/>
                         <pic:cNvPicPr preferRelativeResize="0"/>
                       </pic:nvPicPr>
                       <pic:blipFill>
@@ -376,12 +376,12 @@
                 <wp:extent cx="116205" cy="11240770"/>
                 <wp:effectExtent b="0" l="0" r="0" t="0"/>
                 <wp:wrapNone/>
-                <wp:docPr id="41" name="image10.png"/>
+                <wp:docPr id="41" name="image11.png"/>
                 <a:graphic>
                   <a:graphicData uri="http://schemas.openxmlformats.org/drawingml/2006/picture">
                     <pic:pic>
                       <pic:nvPicPr>
-                        <pic:cNvPr id="0" name="image10.png"/>
+                        <pic:cNvPr id="0" name="image11.png"/>
                         <pic:cNvPicPr preferRelativeResize="0"/>
                       </pic:nvPicPr>
                       <pic:blipFill>
@@ -496,12 +496,12 @@
                 <wp:extent cx="116205" cy="11240770"/>
                 <wp:effectExtent b="0" l="0" r="0" t="0"/>
                 <wp:wrapNone/>
-                <wp:docPr id="46" name="image15.png"/>
+                <wp:docPr id="46" name="image16.png"/>
                 <a:graphic>
                   <a:graphicData uri="http://schemas.openxmlformats.org/drawingml/2006/picture">
                     <pic:pic>
                       <pic:nvPicPr>
-                        <pic:cNvPr id="0" name="image15.png"/>
+                        <pic:cNvPr id="0" name="image16.png"/>
                         <pic:cNvPicPr preferRelativeResize="0"/>
                       </pic:nvPicPr>
                       <pic:blipFill>
@@ -616,12 +616,12 @@
                 <wp:extent cx="7952740" cy="823595"/>
                 <wp:effectExtent b="0" l="0" r="0" t="0"/>
                 <wp:wrapNone/>
-                <wp:docPr id="45" name="image14.png"/>
+                <wp:docPr id="45" name="image15.png"/>
                 <a:graphic>
                   <a:graphicData uri="http://schemas.openxmlformats.org/drawingml/2006/picture">
                     <pic:pic>
                       <pic:nvPicPr>
-                        <pic:cNvPr id="0" name="image14.png"/>
+                        <pic:cNvPr id="0" name="image15.png"/>
                         <pic:cNvPicPr preferRelativeResize="0"/>
                       </pic:nvPicPr>
                       <pic:blipFill>
@@ -1049,7 +1049,7 @@
             <wp:extent cx="1200150" cy="1200150"/>
             <wp:effectExtent b="0" l="0" r="0" t="0"/>
             <wp:wrapSquare wrapText="bothSides" distB="0" distT="0" distL="114300" distR="114300"/>
-            <wp:docPr descr="psi-negro.png" id="49" name="image2.png"/>
+            <wp:docPr descr="psi-negro.png" id="50" name="image2.png"/>
             <a:graphic>
               <a:graphicData uri="http://schemas.openxmlformats.org/drawingml/2006/picture">
                 <pic:pic>
@@ -1104,12 +1104,12 @@
             <wp:extent cx="1304925" cy="2019300"/>
             <wp:effectExtent b="0" l="0" r="0" t="0"/>
             <wp:wrapSquare wrapText="bothSides" distB="0" distT="0" distL="114300" distR="114300"/>
-            <wp:docPr descr="UNPA.JPG" id="51" name="image4.jpg"/>
+            <wp:docPr descr="UNPA.JPG" id="52" name="image3.jpg"/>
             <a:graphic>
               <a:graphicData uri="http://schemas.openxmlformats.org/drawingml/2006/picture">
                 <pic:pic>
                   <pic:nvPicPr>
-                    <pic:cNvPr descr="UNPA.JPG" id="0" name="image4.jpg"/>
+                    <pic:cNvPr descr="UNPA.JPG" id="0" name="image3.jpg"/>
                     <pic:cNvPicPr preferRelativeResize="0"/>
                   </pic:nvPicPr>
                   <pic:blipFill>
@@ -1241,7 +1241,7 @@
     </w:p>
     <w:sdt>
       <w:sdtPr>
-        <w:id w:val="937610123"/>
+        <w:id w:val="-1808414286"/>
         <w:docPartObj>
           <w:docPartGallery w:val="Table of Contents"/>
           <w:docPartUnique w:val="1"/>
@@ -1827,7 +1827,7 @@
     <w:sdt>
       <w:sdtPr>
         <w:lock w:val="contentLocked"/>
-        <w:id w:val="-1874129585"/>
+        <w:id w:val="-1701836797"/>
         <w:tag w:val="goog_rdk_0"/>
       </w:sdtPr>
       <w:sdtContent>
@@ -2135,21 +2135,7 @@
                     <w:rFonts w:ascii="Arial" w:cs="Arial" w:eastAsia="Arial" w:hAnsi="Arial"/>
                     <w:rtl w:val="0"/>
                   </w:rPr>
-                  <w:t xml:space="preserve">El actor presiona el botón “Crear/Añadir Tarea” desde la Pantalla </w:t>
-                </w:r>
-                <w:r>
-                  <w:rPr>
-                    <w:rFonts w:ascii="Arial" w:cs="Arial" w:eastAsia="Arial" w:hAnsi="Arial"/>
-                    <w:rtl w:val="0"/>
-                  </w:rPr>
-                  <w:t xml:space="preserve">VerIteración</w:t>
-                </w:r>
-                <w:r>
-                  <w:rPr>
-                    <w:rFonts w:ascii="Arial" w:cs="Arial" w:eastAsia="Arial" w:hAnsi="Arial"/>
-                    <w:rtl w:val="0"/>
-                  </w:rPr>
-                  <w:t xml:space="preserve">.</w:t>
+                  <w:t xml:space="preserve">El actor presiona el botón “Crear/Añadir Tarea” desde la PantallaPlanificacion.</w:t>
                 </w:r>
               </w:p>
             </w:tc>
@@ -2542,7 +2528,7 @@
                     <w:rFonts w:ascii="Arial" w:cs="Arial" w:eastAsia="Arial" w:hAnsi="Arial"/>
                     <w:rtl w:val="0"/>
                   </w:rPr>
-                  <w:t xml:space="preserve">El actor ingresa la información en los campos obligatorios ‘nombre’ y ‘descripción’, y presiona el botón “Asignar responsable”. La </w:t>
+                  <w:t xml:space="preserve">El actor ingresa la información en los campos ‘título’,‘descripción’, y presiona los botones “Asignar responsable”, “Categoría”, “, "Fecha de inicio”, “Fecha de Fin”, y “Iteración”. La </w:t>
                 </w:r>
                 <w:r>
                   <w:rPr>
@@ -3252,7 +3238,15 @@
                     <w:u w:val="single"/>
                     <w:rtl w:val="0"/>
                   </w:rPr>
-                  <w:t xml:space="preserve">PantallaVerIteración</w:t>
+                  <w:t xml:space="preserve">Pantalla</w:t>
+                </w:r>
+                <w:r>
+                  <w:rPr>
+                    <w:rFonts w:ascii="Arial" w:cs="Arial" w:eastAsia="Arial" w:hAnsi="Arial"/>
+                    <w:u w:val="single"/>
+                    <w:rtl w:val="0"/>
+                  </w:rPr>
+                  <w:t xml:space="preserve">Planificacion</w:t>
                 </w:r>
                 <w:r>
                   <w:rPr>
@@ -3501,7 +3495,7 @@
                     <w:u w:val="single"/>
                     <w:rtl w:val="0"/>
                   </w:rPr>
-                  <w:t xml:space="preserve">PantallaVerIteración</w:t>
+                  <w:t xml:space="preserve">PantallaPlanificacion</w:t>
                 </w:r>
                 <w:r>
                   <w:rPr>
@@ -4377,14 +4371,14 @@
         <w:rPr/>
         <w:drawing>
           <wp:inline distB="114300" distT="114300" distL="114300" distR="114300">
-            <wp:extent cx="5399730" cy="4927600"/>
+            <wp:extent cx="6244473" cy="4851401"/>
             <wp:effectExtent b="0" l="0" r="0" t="0"/>
-            <wp:docPr id="52" name="image17.png"/>
+            <wp:docPr id="49" name="image5.png"/>
             <a:graphic>
               <a:graphicData uri="http://schemas.openxmlformats.org/drawingml/2006/picture">
                 <pic:pic>
                   <pic:nvPicPr>
-                    <pic:cNvPr id="0" name="image17.png"/>
+                    <pic:cNvPr id="0" name="image5.png"/>
                     <pic:cNvPicPr preferRelativeResize="0"/>
                   </pic:nvPicPr>
                   <pic:blipFill>
@@ -4397,7 +4391,7 @@
                   <pic:spPr>
                     <a:xfrm>
                       <a:off x="0" y="0"/>
-                      <a:ext cx="5399730" cy="4927600"/>
+                      <a:ext cx="6244473" cy="4851401"/>
                     </a:xfrm>
                     <a:prstGeom prst="rect"/>
                     <a:ln/>
@@ -4771,12 +4765,12 @@
               <wp:extent cx="103505" cy="811530"/>
               <wp:effectExtent b="0" l="0" r="0" t="0"/>
               <wp:wrapNone/>
-              <wp:docPr id="37" name="image6.png"/>
+              <wp:docPr id="37" name="image7.png"/>
               <a:graphic>
                 <a:graphicData uri="http://schemas.openxmlformats.org/drawingml/2006/picture">
                   <pic:pic>
                     <pic:nvPicPr>
-                      <pic:cNvPr id="0" name="image6.png"/>
+                      <pic:cNvPr id="0" name="image7.png"/>
                       <pic:cNvPicPr preferRelativeResize="0"/>
                     </pic:nvPicPr>
                     <pic:blipFill>
@@ -4878,12 +4872,12 @@
               <wp:extent cx="103505" cy="824865"/>
               <wp:effectExtent b="0" l="0" r="0" t="0"/>
               <wp:wrapNone/>
-              <wp:docPr id="47" name="image16.png"/>
+              <wp:docPr id="47" name="image17.png"/>
               <a:graphic>
                 <a:graphicData uri="http://schemas.openxmlformats.org/drawingml/2006/picture">
                   <pic:pic>
                     <pic:nvPicPr>
-                      <pic:cNvPr id="0" name="image16.png"/>
+                      <pic:cNvPr id="0" name="image17.png"/>
                       <pic:cNvPicPr preferRelativeResize="0"/>
                     </pic:nvPicPr>
                     <pic:blipFill>
@@ -5069,12 +5063,12 @@
               <wp:extent cx="7549515" cy="815340"/>
               <wp:effectExtent b="0" l="0" r="0" t="0"/>
               <wp:wrapNone/>
-              <wp:docPr id="42" name="image11.png"/>
+              <wp:docPr id="42" name="image12.png"/>
               <a:graphic>
                 <a:graphicData uri="http://schemas.openxmlformats.org/drawingml/2006/picture">
                   <pic:pic>
                     <pic:nvPicPr>
-                      <pic:cNvPr id="0" name="image11.png"/>
+                      <pic:cNvPr id="0" name="image12.png"/>
                       <pic:cNvPicPr preferRelativeResize="0"/>
                     </pic:nvPicPr>
                     <pic:blipFill>
@@ -5176,12 +5170,12 @@
               <wp:extent cx="103505" cy="824865"/>
               <wp:effectExtent b="0" l="0" r="0" t="0"/>
               <wp:wrapNone/>
-              <wp:docPr id="36" name="image5.png"/>
+              <wp:docPr id="36" name="image6.png"/>
               <a:graphic>
                 <a:graphicData uri="http://schemas.openxmlformats.org/drawingml/2006/picture">
                   <pic:pic>
                     <pic:nvPicPr>
-                      <pic:cNvPr id="0" name="image5.png"/>
+                      <pic:cNvPr id="0" name="image6.png"/>
                       <pic:cNvPicPr preferRelativeResize="0"/>
                     </pic:nvPicPr>
                     <pic:blipFill>
@@ -5283,12 +5277,12 @@
               <wp:extent cx="103505" cy="811530"/>
               <wp:effectExtent b="0" l="0" r="0" t="0"/>
               <wp:wrapNone/>
-              <wp:docPr id="39" name="image8.png"/>
+              <wp:docPr id="39" name="image9.png"/>
               <a:graphic>
                 <a:graphicData uri="http://schemas.openxmlformats.org/drawingml/2006/picture">
                   <pic:pic>
                     <pic:nvPicPr>
-                      <pic:cNvPr id="0" name="image8.png"/>
+                      <pic:cNvPr id="0" name="image9.png"/>
                       <pic:cNvPicPr preferRelativeResize="0"/>
                     </pic:nvPicPr>
                     <pic:blipFill>
@@ -5541,12 +5535,12 @@
               <wp:extent cx="7549515" cy="815340"/>
               <wp:effectExtent b="0" l="0" r="0" t="0"/>
               <wp:wrapNone/>
-              <wp:docPr id="40" name="image9.png"/>
+              <wp:docPr id="40" name="image10.png"/>
               <a:graphic>
                 <a:graphicData uri="http://schemas.openxmlformats.org/drawingml/2006/picture">
                   <pic:pic>
                     <pic:nvPicPr>
-                      <pic:cNvPr id="0" name="image9.png"/>
+                      <pic:cNvPr id="0" name="image10.png"/>
                       <pic:cNvPicPr preferRelativeResize="0"/>
                     </pic:nvPicPr>
                     <pic:blipFill>
@@ -5633,12 +5627,12 @@
           <wp:extent cx="425450" cy="666750"/>
           <wp:effectExtent b="0" l="0" r="0" t="0"/>
           <wp:wrapSquare wrapText="bothSides" distB="0" distT="0" distL="114300" distR="114300"/>
-          <wp:docPr descr="UNPA.JPG" id="50" name="image3.jpg"/>
+          <wp:docPr descr="UNPA.JPG" id="51" name="image4.jpg"/>
           <a:graphic>
             <a:graphicData uri="http://schemas.openxmlformats.org/drawingml/2006/picture">
               <pic:pic>
                 <pic:nvPicPr>
-                  <pic:cNvPr descr="UNPA.JPG" id="0" name="image3.jpg"/>
+                  <pic:cNvPr descr="UNPA.JPG" id="0" name="image4.jpg"/>
                   <pic:cNvPicPr preferRelativeResize="0"/>
                 </pic:nvPicPr>
                 <pic:blipFill>
@@ -5741,12 +5735,12 @@
               <wp:extent cx="103505" cy="811530"/>
               <wp:effectExtent b="0" l="0" r="0" t="0"/>
               <wp:wrapNone/>
-              <wp:docPr id="44" name="image13.png"/>
+              <wp:docPr id="44" name="image14.png"/>
               <a:graphic>
                 <a:graphicData uri="http://schemas.openxmlformats.org/drawingml/2006/picture">
                   <pic:pic>
                     <pic:nvPicPr>
-                      <pic:cNvPr id="0" name="image13.png"/>
+                      <pic:cNvPr id="0" name="image14.png"/>
                       <pic:cNvPicPr preferRelativeResize="0"/>
                     </pic:nvPicPr>
                     <pic:blipFill>
@@ -5851,12 +5845,12 @@
               <wp:extent cx="103505" cy="812165"/>
               <wp:effectExtent b="0" l="0" r="0" t="0"/>
               <wp:wrapNone/>
-              <wp:docPr id="38" name="image7.png"/>
+              <wp:docPr id="38" name="image8.png"/>
               <a:graphic>
                 <a:graphicData uri="http://schemas.openxmlformats.org/drawingml/2006/picture">
                   <pic:pic>
                     <pic:nvPicPr>
-                      <pic:cNvPr id="0" name="image7.png"/>
+                      <pic:cNvPr id="0" name="image8.png"/>
                       <pic:cNvPicPr preferRelativeResize="0"/>
                     </pic:nvPicPr>
                     <pic:blipFill>

--- a/Etapa Construcción - Iteración 1/Diseño/Especificacion CU09 Crear Tarea-Kairos-NexTech.dotx.docx
+++ b/Etapa Construcción - Iteración 1/Diseño/Especificacion CU09 Crear Tarea-Kairos-NexTech.dotx.docx
@@ -1049,12 +1049,12 @@
             <wp:extent cx="1200150" cy="1200150"/>
             <wp:effectExtent b="0" l="0" r="0" t="0"/>
             <wp:wrapSquare wrapText="bothSides" distB="0" distT="0" distL="114300" distR="114300"/>
-            <wp:docPr descr="psi-negro.png" id="50" name="image2.png"/>
+            <wp:docPr descr="psi-negro.png" id="50" name="image3.png"/>
             <a:graphic>
               <a:graphicData uri="http://schemas.openxmlformats.org/drawingml/2006/picture">
                 <pic:pic>
                   <pic:nvPicPr>
-                    <pic:cNvPr descr="psi-negro.png" id="0" name="image2.png"/>
+                    <pic:cNvPr descr="psi-negro.png" id="0" name="image3.png"/>
                     <pic:cNvPicPr preferRelativeResize="0"/>
                   </pic:nvPicPr>
                   <pic:blipFill>
@@ -1104,12 +1104,12 @@
             <wp:extent cx="1304925" cy="2019300"/>
             <wp:effectExtent b="0" l="0" r="0" t="0"/>
             <wp:wrapSquare wrapText="bothSides" distB="0" distT="0" distL="114300" distR="114300"/>
-            <wp:docPr descr="UNPA.JPG" id="52" name="image3.jpg"/>
+            <wp:docPr descr="UNPA.JPG" id="52" name="image4.jpg"/>
             <a:graphic>
               <a:graphicData uri="http://schemas.openxmlformats.org/drawingml/2006/picture">
                 <pic:pic>
                   <pic:nvPicPr>
-                    <pic:cNvPr descr="UNPA.JPG" id="0" name="image3.jpg"/>
+                    <pic:cNvPr descr="UNPA.JPG" id="0" name="image4.jpg"/>
                     <pic:cNvPicPr preferRelativeResize="0"/>
                   </pic:nvPicPr>
                   <pic:blipFill>
@@ -1241,7 +1241,7 @@
     </w:p>
     <w:sdt>
       <w:sdtPr>
-        <w:id w:val="-1808414286"/>
+        <w:id w:val="-533406035"/>
         <w:docPartObj>
           <w:docPartGallery w:val="Table of Contents"/>
           <w:docPartUnique w:val="1"/>
@@ -1827,7 +1827,7 @@
     <w:sdt>
       <w:sdtPr>
         <w:lock w:val="contentLocked"/>
-        <w:id w:val="-1701836797"/>
+        <w:id w:val="640819052"/>
         <w:tag w:val="goog_rdk_0"/>
       </w:sdtPr>
       <w:sdtContent>
@@ -2135,7 +2135,7 @@
                     <w:rFonts w:ascii="Arial" w:cs="Arial" w:eastAsia="Arial" w:hAnsi="Arial"/>
                     <w:rtl w:val="0"/>
                   </w:rPr>
-                  <w:t xml:space="preserve">El actor presiona el botón “Crear/Añadir Tarea” desde la PantallaPlanificacion.</w:t>
+                  <w:t xml:space="preserve">El actor presiona el botón “ Nueva Tarea” desde la PantallaPlanificacion.</w:t>
                 </w:r>
               </w:p>
             </w:tc>
@@ -5627,12 +5627,12 @@
           <wp:extent cx="425450" cy="666750"/>
           <wp:effectExtent b="0" l="0" r="0" t="0"/>
           <wp:wrapSquare wrapText="bothSides" distB="0" distT="0" distL="114300" distR="114300"/>
-          <wp:docPr descr="UNPA.JPG" id="51" name="image4.jpg"/>
+          <wp:docPr descr="UNPA.JPG" id="51" name="image2.jpg"/>
           <a:graphic>
             <a:graphicData uri="http://schemas.openxmlformats.org/drawingml/2006/picture">
               <pic:pic>
                 <pic:nvPicPr>
-                  <pic:cNvPr descr="UNPA.JPG" id="0" name="image4.jpg"/>
+                  <pic:cNvPr descr="UNPA.JPG" id="0" name="image2.jpg"/>
                   <pic:cNvPicPr preferRelativeResize="0"/>
                 </pic:nvPicPr>
                 <pic:blipFill>

--- a/Etapa Construcción - Iteración 1/Diseño/Especificacion CU09 Crear Tarea-Kairos-NexTech.dotx.docx
+++ b/Etapa Construcción - Iteración 1/Diseño/Especificacion CU09 Crear Tarea-Kairos-NexTech.dotx.docx
@@ -82,7 +82,9 @@
         <w:rPr>
           <w:rFonts w:ascii="Cambria" w:cs="Cambria" w:eastAsia="Cambria" w:hAnsi="Cambria"/>
           <w:b w:val="0"/>
+          <w:bCs w:val="0"/>
           <w:i w:val="0"/>
+          <w:iCs w:val="0"/>
           <w:smallCaps w:val="0"/>
           <w:strike w:val="0"/>
           <w:color w:val="000000"/>
@@ -119,7 +121,9 @@
         <w:rPr>
           <w:rFonts w:ascii="Cambria" w:cs="Cambria" w:eastAsia="Cambria" w:hAnsi="Cambria"/>
           <w:b w:val="0"/>
+          <w:bCs w:val="0"/>
           <w:i w:val="0"/>
+          <w:iCs w:val="0"/>
           <w:smallCaps w:val="0"/>
           <w:strike w:val="0"/>
           <w:color w:val="000000"/>
@@ -156,7 +160,9 @@
         <w:rPr>
           <w:rFonts w:ascii="Cambria" w:cs="Cambria" w:eastAsia="Cambria" w:hAnsi="Cambria"/>
           <w:b w:val="0"/>
+          <w:bCs w:val="0"/>
           <w:i w:val="0"/>
+          <w:iCs w:val="0"/>
           <w:smallCaps w:val="0"/>
           <w:strike w:val="0"/>
           <w:color w:val="000000"/>
@@ -171,7 +177,9 @@
         <w:rPr>
           <w:rFonts w:ascii="Calibri" w:cs="Calibri" w:eastAsia="Calibri" w:hAnsi="Calibri"/>
           <w:b w:val="0"/>
+          <w:bCs w:val="0"/>
           <w:i w:val="0"/>
+          <w:iCs w:val="0"/>
           <w:smallCaps w:val="0"/>
           <w:strike w:val="0"/>
           <w:color w:val="000000"/>
@@ -256,12 +264,12 @@
                 <wp:extent cx="7952740" cy="823595"/>
                 <wp:effectExtent b="0" l="0" r="0" t="0"/>
                 <wp:wrapNone/>
-                <wp:docPr id="43" name="image13.png"/>
+                <wp:docPr id="43" name="image14.png"/>
                 <a:graphic>
                   <a:graphicData uri="http://schemas.openxmlformats.org/drawingml/2006/picture">
                     <pic:pic>
                       <pic:nvPicPr>
-                        <pic:cNvPr id="0" name="image13.png"/>
+                        <pic:cNvPr id="0" name="image14.png"/>
                         <pic:cNvPicPr preferRelativeResize="0"/>
                       </pic:nvPicPr>
                       <pic:blipFill>
@@ -291,7 +299,9 @@
         <w:rPr>
           <w:rFonts w:ascii="Calibri" w:cs="Calibri" w:eastAsia="Calibri" w:hAnsi="Calibri"/>
           <w:b w:val="0"/>
+          <w:bCs w:val="0"/>
           <w:i w:val="0"/>
+          <w:iCs w:val="0"/>
           <w:smallCaps w:val="0"/>
           <w:strike w:val="0"/>
           <w:color w:val="000000"/>
@@ -376,12 +386,12 @@
                 <wp:extent cx="116205" cy="11240770"/>
                 <wp:effectExtent b="0" l="0" r="0" t="0"/>
                 <wp:wrapNone/>
-                <wp:docPr id="41" name="image11.png"/>
+                <wp:docPr id="41" name="image12.png"/>
                 <a:graphic>
                   <a:graphicData uri="http://schemas.openxmlformats.org/drawingml/2006/picture">
                     <pic:pic>
                       <pic:nvPicPr>
-                        <pic:cNvPr id="0" name="image11.png"/>
+                        <pic:cNvPr id="0" name="image12.png"/>
                         <pic:cNvPicPr preferRelativeResize="0"/>
                       </pic:nvPicPr>
                       <pic:blipFill>
@@ -411,7 +421,9 @@
         <w:rPr>
           <w:rFonts w:ascii="Calibri" w:cs="Calibri" w:eastAsia="Calibri" w:hAnsi="Calibri"/>
           <w:b w:val="0"/>
+          <w:bCs w:val="0"/>
           <w:i w:val="0"/>
+          <w:iCs w:val="0"/>
           <w:smallCaps w:val="0"/>
           <w:strike w:val="0"/>
           <w:color w:val="000000"/>
@@ -496,12 +508,12 @@
                 <wp:extent cx="116205" cy="11240770"/>
                 <wp:effectExtent b="0" l="0" r="0" t="0"/>
                 <wp:wrapNone/>
-                <wp:docPr id="46" name="image16.png"/>
+                <wp:docPr id="46" name="image17.png"/>
                 <a:graphic>
                   <a:graphicData uri="http://schemas.openxmlformats.org/drawingml/2006/picture">
                     <pic:pic>
                       <pic:nvPicPr>
-                        <pic:cNvPr id="0" name="image16.png"/>
+                        <pic:cNvPr id="0" name="image17.png"/>
                         <pic:cNvPicPr preferRelativeResize="0"/>
                       </pic:nvPicPr>
                       <pic:blipFill>
@@ -531,7 +543,9 @@
         <w:rPr>
           <w:rFonts w:ascii="Calibri" w:cs="Calibri" w:eastAsia="Calibri" w:hAnsi="Calibri"/>
           <w:b w:val="0"/>
+          <w:bCs w:val="0"/>
           <w:i w:val="0"/>
+          <w:iCs w:val="0"/>
           <w:smallCaps w:val="0"/>
           <w:strike w:val="0"/>
           <w:color w:val="000000"/>
@@ -616,12 +630,12 @@
                 <wp:extent cx="7952740" cy="823595"/>
                 <wp:effectExtent b="0" l="0" r="0" t="0"/>
                 <wp:wrapNone/>
-                <wp:docPr id="45" name="image15.png"/>
+                <wp:docPr id="45" name="image16.png"/>
                 <a:graphic>
                   <a:graphicData uri="http://schemas.openxmlformats.org/drawingml/2006/picture">
                     <pic:pic>
                       <pic:nvPicPr>
-                        <pic:cNvPr id="0" name="image15.png"/>
+                        <pic:cNvPr id="0" name="image16.png"/>
                         <pic:cNvPicPr preferRelativeResize="0"/>
                       </pic:nvPicPr>
                       <pic:blipFill>
@@ -673,7 +687,9 @@
         <w:rPr>
           <w:rFonts w:ascii="Cambria" w:cs="Cambria" w:eastAsia="Cambria" w:hAnsi="Cambria"/>
           <w:b w:val="0"/>
+          <w:bCs w:val="0"/>
           <w:i w:val="0"/>
+          <w:iCs w:val="0"/>
           <w:smallCaps w:val="0"/>
           <w:strike w:val="0"/>
           <w:color w:val="000000"/>
@@ -728,7 +744,9 @@
         <w:rPr>
           <w:rFonts w:ascii="Cambria" w:cs="Cambria" w:eastAsia="Cambria" w:hAnsi="Cambria"/>
           <w:b w:val="0"/>
+          <w:bCs w:val="0"/>
           <w:i w:val="0"/>
+          <w:iCs w:val="0"/>
           <w:smallCaps w:val="0"/>
           <w:strike w:val="0"/>
           <w:color w:val="000000"/>
@@ -774,7 +792,9 @@
         <w:rPr>
           <w:rFonts w:ascii="Calibri" w:cs="Calibri" w:eastAsia="Calibri" w:hAnsi="Calibri"/>
           <w:b w:val="0"/>
+          <w:bCs w:val="0"/>
           <w:i w:val="0"/>
+          <w:iCs w:val="0"/>
           <w:smallCaps w:val="0"/>
           <w:strike w:val="0"/>
           <w:color w:val="000000"/>
@@ -811,7 +831,9 @@
         <w:rPr>
           <w:rFonts w:ascii="Calibri" w:cs="Calibri" w:eastAsia="Calibri" w:hAnsi="Calibri"/>
           <w:b w:val="0"/>
+          <w:bCs w:val="0"/>
           <w:i w:val="0"/>
+          <w:iCs w:val="0"/>
           <w:smallCaps w:val="0"/>
           <w:strike w:val="0"/>
           <w:color w:val="000000"/>
@@ -848,7 +870,9 @@
         <w:rPr>
           <w:rFonts w:ascii="Calibri" w:cs="Calibri" w:eastAsia="Calibri" w:hAnsi="Calibri"/>
           <w:b w:val="0"/>
+          <w:bCs w:val="0"/>
           <w:i w:val="0"/>
+          <w:iCs w:val="0"/>
           <w:smallCaps w:val="0"/>
           <w:strike w:val="0"/>
           <w:color w:val="000000"/>
@@ -885,7 +909,9 @@
         <w:rPr>
           <w:rFonts w:ascii="Calibri" w:cs="Calibri" w:eastAsia="Calibri" w:hAnsi="Calibri"/>
           <w:b w:val="0"/>
+          <w:bCs w:val="0"/>
           <w:i w:val="0"/>
+          <w:iCs w:val="0"/>
           <w:smallCaps w:val="0"/>
           <w:strike w:val="0"/>
           <w:color w:val="000000"/>
@@ -922,7 +948,9 @@
         <w:rPr>
           <w:rFonts w:ascii="Calibri" w:cs="Calibri" w:eastAsia="Calibri" w:hAnsi="Calibri"/>
           <w:b w:val="0"/>
+          <w:bCs w:val="0"/>
           <w:i w:val="0"/>
+          <w:iCs w:val="0"/>
           <w:smallCaps w:val="0"/>
           <w:strike w:val="0"/>
           <w:color w:val="000000"/>
@@ -943,7 +971,9 @@
         <w:rPr>
           <w:rFonts w:ascii="Calibri" w:cs="Calibri" w:eastAsia="Calibri" w:hAnsi="Calibri"/>
           <w:b w:val="0"/>
+          <w:bCs w:val="0"/>
           <w:i w:val="0"/>
+          <w:iCs w:val="0"/>
           <w:smallCaps w:val="0"/>
           <w:strike w:val="0"/>
           <w:color w:val="000000"/>
@@ -964,7 +994,9 @@
         <w:rPr>
           <w:rFonts w:ascii="Calibri" w:cs="Calibri" w:eastAsia="Calibri" w:hAnsi="Calibri"/>
           <w:b w:val="0"/>
+          <w:bCs w:val="0"/>
           <w:i w:val="0"/>
+          <w:iCs w:val="0"/>
           <w:smallCaps w:val="0"/>
           <w:strike w:val="0"/>
           <w:color w:val="000000"/>
@@ -1021,7 +1053,9 @@
         <w:rPr>
           <w:rFonts w:ascii="Calibri" w:cs="Calibri" w:eastAsia="Calibri" w:hAnsi="Calibri"/>
           <w:b w:val="0"/>
+          <w:bCs w:val="0"/>
           <w:i w:val="1"/>
+          <w:iCs w:val="1"/>
           <w:smallCaps w:val="0"/>
           <w:strike w:val="0"/>
           <w:color w:val="548dd4"/>
@@ -1035,6 +1069,7 @@
       <w:r>
         <w:rPr>
           <w:i w:val="1"/>
+          <w:iCs w:val="1"/>
           <w:color w:val="548dd4"/>
         </w:rPr>
         <w:drawing>
@@ -1049,12 +1084,12 @@
             <wp:extent cx="1200150" cy="1200150"/>
             <wp:effectExtent b="0" l="0" r="0" t="0"/>
             <wp:wrapSquare wrapText="bothSides" distB="0" distT="0" distL="114300" distR="114300"/>
-            <wp:docPr descr="psi-negro.png" id="50" name="image3.png"/>
+            <wp:docPr descr="psi-negro.png" id="51" name="image2.png"/>
             <a:graphic>
               <a:graphicData uri="http://schemas.openxmlformats.org/drawingml/2006/picture">
                 <pic:pic>
                   <pic:nvPicPr>
-                    <pic:cNvPr descr="psi-negro.png" id="0" name="image3.png"/>
+                    <pic:cNvPr descr="psi-negro.png" id="0" name="image2.png"/>
                     <pic:cNvPicPr preferRelativeResize="0"/>
                   </pic:nvPicPr>
                   <pic:blipFill>
@@ -1082,7 +1117,9 @@
         <w:rPr>
           <w:rFonts w:ascii="Calibri" w:cs="Calibri" w:eastAsia="Calibri" w:hAnsi="Calibri"/>
           <w:b w:val="0"/>
+          <w:bCs w:val="0"/>
           <w:i w:val="1"/>
+          <w:iCs w:val="1"/>
           <w:smallCaps w:val="0"/>
           <w:strike w:val="0"/>
           <w:color w:val="548dd4"/>
@@ -1104,12 +1141,12 @@
             <wp:extent cx="1304925" cy="2019300"/>
             <wp:effectExtent b="0" l="0" r="0" t="0"/>
             <wp:wrapSquare wrapText="bothSides" distB="0" distT="0" distL="114300" distR="114300"/>
-            <wp:docPr descr="UNPA.JPG" id="52" name="image4.jpg"/>
+            <wp:docPr descr="UNPA.JPG" id="53" name="image1.jpg"/>
             <a:graphic>
               <a:graphicData uri="http://schemas.openxmlformats.org/drawingml/2006/picture">
                 <pic:pic>
                   <pic:nvPicPr>
-                    <pic:cNvPr descr="UNPA.JPG" id="0" name="image4.jpg"/>
+                    <pic:cNvPr descr="UNPA.JPG" id="0" name="image1.jpg"/>
                     <pic:cNvPicPr preferRelativeResize="0"/>
                   </pic:nvPicPr>
                   <pic:blipFill>
@@ -1165,7 +1202,9 @@
         <w:rPr>
           <w:rFonts w:ascii="Calibri" w:cs="Calibri" w:eastAsia="Calibri" w:hAnsi="Calibri"/>
           <w:b w:val="0"/>
+          <w:bCs w:val="0"/>
           <w:i w:val="1"/>
+          <w:iCs w:val="1"/>
           <w:smallCaps w:val="0"/>
           <w:strike w:val="0"/>
           <w:color w:val="000000"/>
@@ -1205,7 +1244,9 @@
         <w:rPr>
           <w:rFonts w:ascii="Cambria" w:cs="Cambria" w:eastAsia="Cambria" w:hAnsi="Cambria"/>
           <w:b w:val="1"/>
+          <w:bCs w:val="1"/>
           <w:i w:val="0"/>
+          <w:iCs w:val="0"/>
           <w:smallCaps w:val="0"/>
           <w:strike w:val="0"/>
           <w:color w:val="366091"/>
@@ -1220,7 +1261,9 @@
         <w:rPr>
           <w:rFonts w:ascii="Cambria" w:cs="Cambria" w:eastAsia="Cambria" w:hAnsi="Cambria"/>
           <w:b w:val="1"/>
+          <w:bCs w:val="1"/>
           <w:i w:val="0"/>
+          <w:iCs w:val="0"/>
           <w:smallCaps w:val="0"/>
           <w:strike w:val="0"/>
           <w:color w:val="366091"/>
@@ -1241,7 +1284,7 @@
     </w:p>
     <w:sdt>
       <w:sdtPr>
-        <w:id w:val="-533406035"/>
+        <w:id w:val="1367389013"/>
         <w:docPartObj>
           <w:docPartGallery w:val="Table of Contents"/>
           <w:docPartUnique w:val="1"/>
@@ -1250,57 +1293,52 @@
       <w:sdtContent>
         <w:p>
           <w:pPr>
-            <w:pStyle w:val="Heading1"/>
             <w:widowControl w:val="0"/>
             <w:tabs>
               <w:tab w:val="right" w:leader="dot" w:pos="12000"/>
             </w:tabs>
-            <w:spacing w:before="60" w:lineRule="auto"/>
+            <w:spacing w:before="60" w:line="240" w:lineRule="auto"/>
             <w:ind w:left="0"/>
             <w:rPr>
+              <w:rFonts w:ascii="Arial" w:cs="Arial" w:eastAsia="Arial" w:hAnsi="Arial"/>
+              <w:b w:val="1"/>
+              <w:bCs w:val="1"/>
+              <w:i w:val="0"/>
+              <w:iCs w:val="0"/>
+              <w:smallCaps w:val="0"/>
+              <w:strike w:val="0"/>
               <w:color w:val="000000"/>
               <w:sz w:val="24"/>
               <w:szCs w:val="24"/>
+              <w:u w:val="none"/>
+              <w:shd w:fill="auto" w:val="clear"/>
+              <w:vertAlign w:val="baseline"/>
             </w:rPr>
           </w:pPr>
-          <w:bookmarkStart w:colFirst="0" w:colLast="0" w:name="_heading=h.krabgihqr7zw" w:id="0"/>
-          <w:bookmarkEnd w:id="0"/>
           <w:r>
             <w:fldChar w:fldCharType="begin"/>
             <w:instrText xml:space="preserve"> TOC \h \u \z \t "Heading 1,1,Heading 2,2,Heading 3,3,Heading 4,4,Heading 5,5,Heading 6,6,"</w:instrText>
             <w:fldChar w:fldCharType="separate"/>
           </w:r>
-          <w:hyperlink w:anchor="_heading=h.ncnjke955axu">
+          <w:hyperlink w:anchor="_heading=h.gg31clqu5kzb">
             <w:r>
               <w:rPr>
+                <w:rFonts w:ascii="Arial" w:cs="Arial" w:eastAsia="Arial" w:hAnsi="Arial"/>
+                <w:b w:val="1"/>
+                <w:bCs w:val="1"/>
+                <w:i w:val="0"/>
+                <w:iCs w:val="0"/>
+                <w:smallCaps w:val="0"/>
+                <w:strike w:val="0"/>
                 <w:color w:val="000000"/>
                 <w:sz w:val="24"/>
                 <w:szCs w:val="24"/>
+                <w:u w:val="none"/>
+                <w:shd w:fill="auto" w:val="clear"/>
+                <w:vertAlign w:val="baseline"/>
                 <w:rtl w:val="0"/>
               </w:rPr>
-              <w:t xml:space="preserve">Especificación del </w:t>
-            </w:r>
-          </w:hyperlink>
-          <w:hyperlink w:anchor="_heading=h.ncnjke955axu">
-            <w:r>
-              <w:rPr>
-                <w:color w:val="000000"/>
-                <w:sz w:val="24"/>
-                <w:szCs w:val="24"/>
-                <w:rtl w:val="0"/>
-              </w:rPr>
-              <w:t xml:space="preserve">CU09</w:t>
-            </w:r>
-          </w:hyperlink>
-          <w:hyperlink w:anchor="_heading=h.ncnjke955axu">
-            <w:r>
-              <w:rPr>
-                <w:color w:val="000000"/>
-                <w:sz w:val="24"/>
-                <w:szCs w:val="24"/>
-                <w:rtl w:val="0"/>
-              </w:rPr>
-              <w:t xml:space="preserve">: Crear Tarea</w:t>
+              <w:t xml:space="preserve">Diagrama de Casos de Uso</w:t>
               <w:tab/>
               <w:t xml:space="preserve">3</w:t>
             </w:r>
@@ -1313,32 +1351,102 @@
         </w:p>
         <w:p>
           <w:pPr>
-            <w:pStyle w:val="Heading1"/>
             <w:widowControl w:val="0"/>
             <w:tabs>
               <w:tab w:val="right" w:leader="dot" w:pos="12000"/>
             </w:tabs>
-            <w:spacing w:before="60" w:lineRule="auto"/>
+            <w:spacing w:before="60" w:line="240" w:lineRule="auto"/>
             <w:ind w:left="0"/>
             <w:rPr>
+              <w:rFonts w:ascii="Arial" w:cs="Arial" w:eastAsia="Arial" w:hAnsi="Arial"/>
+              <w:b w:val="1"/>
+              <w:bCs w:val="1"/>
+              <w:i w:val="0"/>
+              <w:iCs w:val="0"/>
+              <w:smallCaps w:val="0"/>
+              <w:strike w:val="0"/>
               <w:color w:val="000000"/>
               <w:sz w:val="24"/>
               <w:szCs w:val="24"/>
+              <w:u w:val="none"/>
+              <w:shd w:fill="auto" w:val="clear"/>
+              <w:vertAlign w:val="baseline"/>
             </w:rPr>
           </w:pPr>
-          <w:bookmarkStart w:colFirst="0" w:colLast="0" w:name="_heading=h.r5d3b56v4lqi" w:id="1"/>
-          <w:bookmarkEnd w:id="1"/>
+          <w:hyperlink w:anchor="_heading=h.ncnjke955axu">
+            <w:r>
+              <w:rPr>
+                <w:rFonts w:ascii="Arial" w:cs="Arial" w:eastAsia="Arial" w:hAnsi="Arial"/>
+                <w:b w:val="1"/>
+                <w:bCs w:val="1"/>
+                <w:i w:val="0"/>
+                <w:iCs w:val="0"/>
+                <w:smallCaps w:val="0"/>
+                <w:strike w:val="0"/>
+                <w:color w:val="000000"/>
+                <w:sz w:val="24"/>
+                <w:szCs w:val="24"/>
+                <w:u w:val="none"/>
+                <w:shd w:fill="auto" w:val="clear"/>
+                <w:vertAlign w:val="baseline"/>
+                <w:rtl w:val="0"/>
+              </w:rPr>
+              <w:t xml:space="preserve">Especificación del CU09: Crear Tarea</w:t>
+              <w:tab/>
+              <w:t xml:space="preserve">4</w:t>
+            </w:r>
+          </w:hyperlink>
+          <w:r>
+            <w:rPr>
+              <w:rtl w:val="0"/>
+            </w:rPr>
+          </w:r>
+        </w:p>
+        <w:p>
+          <w:pPr>
+            <w:widowControl w:val="0"/>
+            <w:tabs>
+              <w:tab w:val="right" w:leader="dot" w:pos="12000"/>
+            </w:tabs>
+            <w:spacing w:before="60" w:line="240" w:lineRule="auto"/>
+            <w:ind w:left="0"/>
+            <w:rPr>
+              <w:rFonts w:ascii="Arial" w:cs="Arial" w:eastAsia="Arial" w:hAnsi="Arial"/>
+              <w:b w:val="1"/>
+              <w:bCs w:val="1"/>
+              <w:i w:val="0"/>
+              <w:iCs w:val="0"/>
+              <w:smallCaps w:val="0"/>
+              <w:strike w:val="0"/>
+              <w:color w:val="000000"/>
+              <w:sz w:val="24"/>
+              <w:szCs w:val="24"/>
+              <w:u w:val="none"/>
+              <w:shd w:fill="auto" w:val="clear"/>
+              <w:vertAlign w:val="baseline"/>
+            </w:rPr>
+          </w:pPr>
           <w:hyperlink w:anchor="_heading=h.8606iud146lw">
             <w:r>
               <w:rPr>
+                <w:rFonts w:ascii="Arial" w:cs="Arial" w:eastAsia="Arial" w:hAnsi="Arial"/>
+                <w:b w:val="1"/>
+                <w:bCs w:val="1"/>
+                <w:i w:val="0"/>
+                <w:iCs w:val="0"/>
+                <w:smallCaps w:val="0"/>
+                <w:strike w:val="0"/>
                 <w:color w:val="000000"/>
                 <w:sz w:val="24"/>
                 <w:szCs w:val="24"/>
+                <w:u w:val="none"/>
+                <w:shd w:fill="auto" w:val="clear"/>
+                <w:vertAlign w:val="baseline"/>
                 <w:rtl w:val="0"/>
               </w:rPr>
               <w:t xml:space="preserve">Diagrama de Secuencia</w:t>
               <w:tab/>
-              <w:t xml:space="preserve">4</w:t>
+              <w:t xml:space="preserve">7</w:t>
             </w:r>
           </w:hyperlink>
           <w:r>
@@ -1793,6 +1901,100 @@
     <w:p>
       <w:pPr>
         <w:pStyle w:val="Heading1"/>
+        <w:widowControl w:val="0"/>
+        <w:tabs>
+          <w:tab w:val="left" w:leader="none" w:pos="0"/>
+        </w:tabs>
+        <w:spacing w:after="60" w:before="120" w:lineRule="auto"/>
+        <w:ind w:left="0"/>
+        <w:jc w:val="both"/>
+        <w:rPr/>
+      </w:pPr>
+      <w:bookmarkStart w:colFirst="0" w:colLast="0" w:name="_heading=h.gg31clqu5kzb" w:id="0"/>
+      <w:bookmarkEnd w:id="0"/>
+      <w:r>
+        <w:rPr>
+          <w:rtl w:val="0"/>
+        </w:rPr>
+        <w:t xml:space="preserve">Diagrama de Casos de Uso</w:t>
+      </w:r>
+    </w:p>
+    <w:p>
+      <w:pPr>
+        <w:tabs>
+          <w:tab w:val="left" w:leader="none" w:pos="0"/>
+        </w:tabs>
+        <w:jc w:val="center"/>
+        <w:rPr/>
+      </w:pPr>
+      <w:r>
+        <w:rPr/>
+        <w:drawing>
+          <wp:inline distB="114300" distT="114300" distL="114300" distR="114300">
+            <wp:extent cx="5399730" cy="4305300"/>
+            <wp:effectExtent b="0" l="0" r="0" t="0"/>
+            <wp:docPr id="49" name="image11.png"/>
+            <a:graphic>
+              <a:graphicData uri="http://schemas.openxmlformats.org/drawingml/2006/picture">
+                <pic:pic>
+                  <pic:nvPicPr>
+                    <pic:cNvPr id="0" name="image11.png"/>
+                    <pic:cNvPicPr preferRelativeResize="0"/>
+                  </pic:nvPicPr>
+                  <pic:blipFill>
+                    <a:blip r:embed="rId10"/>
+                    <a:srcRect b="0" l="0" r="0" t="0"/>
+                    <a:stretch>
+                      <a:fillRect/>
+                    </a:stretch>
+                  </pic:blipFill>
+                  <pic:spPr>
+                    <a:xfrm>
+                      <a:off x="0" y="0"/>
+                      <a:ext cx="5399730" cy="4305300"/>
+                    </a:xfrm>
+                    <a:prstGeom prst="rect"/>
+                    <a:ln/>
+                  </pic:spPr>
+                </pic:pic>
+              </a:graphicData>
+            </a:graphic>
+          </wp:inline>
+        </w:drawing>
+      </w:r>
+      <w:r>
+        <w:rPr>
+          <w:rtl w:val="0"/>
+        </w:rPr>
+      </w:r>
+    </w:p>
+    <w:p>
+      <w:pPr>
+        <w:tabs>
+          <w:tab w:val="left" w:leader="none" w:pos="0"/>
+        </w:tabs>
+        <w:jc w:val="center"/>
+        <w:rPr/>
+      </w:pPr>
+      <w:r>
+        <w:rPr>
+          <w:b w:val="1"/>
+          <w:bCs w:val="1"/>
+          <w:sz w:val="28"/>
+          <w:szCs w:val="28"/>
+          <w:rtl w:val="0"/>
+        </w:rPr>
+        <w:t xml:space="preserve">Figura 1 – Diagrama de Casos de uso.</w:t>
+      </w:r>
+      <w:r>
+        <w:rPr>
+          <w:rtl w:val="0"/>
+        </w:rPr>
+      </w:r>
+    </w:p>
+    <w:p>
+      <w:pPr>
+        <w:pStyle w:val="Heading1"/>
         <w:keepNext w:val="1"/>
         <w:widowControl w:val="0"/>
         <w:tabs>
@@ -1803,8 +2005,128 @@
         <w:jc w:val="both"/>
         <w:rPr/>
       </w:pPr>
-      <w:bookmarkStart w:colFirst="0" w:colLast="0" w:name="_heading=h.ncnjke955axu" w:id="2"/>
+      <w:bookmarkStart w:colFirst="0" w:colLast="0" w:name="_heading=h.2qd3qbn7c3b3" w:id="1"/>
+      <w:bookmarkEnd w:id="1"/>
+      <w:r>
+        <w:rPr>
+          <w:rtl w:val="0"/>
+        </w:rPr>
+      </w:r>
+    </w:p>
+    <w:p>
+      <w:pPr>
+        <w:pStyle w:val="Heading1"/>
+        <w:keepNext w:val="1"/>
+        <w:widowControl w:val="0"/>
+        <w:tabs>
+          <w:tab w:val="left" w:leader="none" w:pos="0"/>
+        </w:tabs>
+        <w:spacing w:after="60" w:before="120" w:lineRule="auto"/>
+        <w:ind w:left="0"/>
+        <w:jc w:val="both"/>
+        <w:rPr/>
+      </w:pPr>
+      <w:bookmarkStart w:colFirst="0" w:colLast="0" w:name="_heading=h.i6pkw4e0qk6v" w:id="2"/>
       <w:bookmarkEnd w:id="2"/>
+      <w:r>
+        <w:rPr>
+          <w:rtl w:val="0"/>
+        </w:rPr>
+      </w:r>
+    </w:p>
+    <w:p>
+      <w:pPr>
+        <w:tabs>
+          <w:tab w:val="left" w:leader="none" w:pos="0"/>
+        </w:tabs>
+        <w:rPr/>
+      </w:pPr>
+      <w:r>
+        <w:rPr>
+          <w:rtl w:val="0"/>
+        </w:rPr>
+      </w:r>
+    </w:p>
+    <w:p>
+      <w:pPr>
+        <w:tabs>
+          <w:tab w:val="left" w:leader="none" w:pos="0"/>
+        </w:tabs>
+        <w:rPr/>
+      </w:pPr>
+      <w:r>
+        <w:rPr>
+          <w:rtl w:val="0"/>
+        </w:rPr>
+      </w:r>
+    </w:p>
+    <w:p>
+      <w:pPr>
+        <w:tabs>
+          <w:tab w:val="left" w:leader="none" w:pos="0"/>
+        </w:tabs>
+        <w:rPr/>
+      </w:pPr>
+      <w:r>
+        <w:rPr>
+          <w:rtl w:val="0"/>
+        </w:rPr>
+      </w:r>
+    </w:p>
+    <w:p>
+      <w:pPr>
+        <w:tabs>
+          <w:tab w:val="left" w:leader="none" w:pos="0"/>
+        </w:tabs>
+        <w:rPr/>
+      </w:pPr>
+      <w:r>
+        <w:rPr>
+          <w:rtl w:val="0"/>
+        </w:rPr>
+      </w:r>
+    </w:p>
+    <w:p>
+      <w:pPr>
+        <w:tabs>
+          <w:tab w:val="left" w:leader="none" w:pos="0"/>
+        </w:tabs>
+        <w:rPr/>
+      </w:pPr>
+      <w:r>
+        <w:rPr>
+          <w:rtl w:val="0"/>
+        </w:rPr>
+      </w:r>
+    </w:p>
+    <w:p>
+      <w:pPr>
+        <w:tabs>
+          <w:tab w:val="left" w:leader="none" w:pos="0"/>
+        </w:tabs>
+        <w:rPr/>
+      </w:pPr>
+      <w:r>
+        <w:rPr>
+          <w:rtl w:val="0"/>
+        </w:rPr>
+      </w:r>
+    </w:p>
+    <w:p>
+      <w:pPr>
+        <w:pStyle w:val="Heading1"/>
+        <w:keepNext w:val="1"/>
+        <w:widowControl w:val="0"/>
+        <w:tabs>
+          <w:tab w:val="left" w:leader="none" w:pos="0"/>
+        </w:tabs>
+        <w:spacing w:after="60" w:before="120" w:lineRule="auto"/>
+        <w:ind w:left="0"/>
+        <w:jc w:val="both"/>
+        <w:rPr/>
+      </w:pPr>
+      <w:bookmarkStart w:colFirst="0" w:colLast="0" w:name="_heading=h.ncnjke955axu" w:id="3"/>
+      <w:bookmarkEnd w:id="3"/>
       <w:r>
         <w:rPr>
           <w:rtl w:val="0"/>
@@ -1827,7 +2149,7 @@
     <w:sdt>
       <w:sdtPr>
         <w:lock w:val="contentLocked"/>
-        <w:id w:val="640819052"/>
+        <w:id w:val="-550072334"/>
         <w:tag w:val="goog_rdk_0"/>
       </w:sdtPr>
       <w:sdtContent>
@@ -2135,7 +2457,7 @@
                     <w:rFonts w:ascii="Arial" w:cs="Arial" w:eastAsia="Arial" w:hAnsi="Arial"/>
                     <w:rtl w:val="0"/>
                   </w:rPr>
-                  <w:t xml:space="preserve">El actor presiona el botón “ Nueva Tarea” desde la PantallaPlanificacion.</w:t>
+                  <w:t xml:space="preserve">El actor presiona el botón “ Nueva Tarea” desde la Pantalla de Planificación.</w:t>
                 </w:r>
               </w:p>
             </w:tc>
@@ -2343,6 +2665,7 @@
                   <w:rPr>
                     <w:rFonts w:ascii="Arial" w:cs="Arial" w:eastAsia="Arial" w:hAnsi="Arial"/>
                     <w:i w:val="1"/>
+                    <w:iCs w:val="1"/>
                     <w:rtl w:val="0"/>
                   </w:rPr>
                   <w:t xml:space="preserve">crearTarea</w:t>
@@ -2528,7 +2851,7 @@
                     <w:rFonts w:ascii="Arial" w:cs="Arial" w:eastAsia="Arial" w:hAnsi="Arial"/>
                     <w:rtl w:val="0"/>
                   </w:rPr>
-                  <w:t xml:space="preserve">El actor ingresa la información en los campos ‘título’,‘descripción’, y presiona los botones “Asignar responsable”, “Categoría”, “, "Fecha de inicio”, “Fecha de Fin”, y “Iteración”. La </w:t>
+                  <w:t xml:space="preserve">El actor ingresa la información en los campos “título”,”descripción”, y presiona los botones “Asignar responsable”, “Categoría”, “, “Fecha de inicio”, “Fecha de Fin”, y “Iteración”. La </w:t>
                 </w:r>
                 <w:r>
                   <w:rPr>
@@ -2543,7 +2866,7 @@
                     <w:rFonts w:ascii="Arial" w:cs="Arial" w:eastAsia="Arial" w:hAnsi="Arial"/>
                     <w:rtl w:val="0"/>
                   </w:rPr>
-                  <w:t xml:space="preserve"> envía los datos incompletos a la </w:t>
+                  <w:t xml:space="preserve"> envía los datos a la </w:t>
                 </w:r>
                 <w:r>
                   <w:rPr>
@@ -2579,6 +2902,7 @@
                   <w:rPr>
                     <w:rFonts w:ascii="Arial" w:cs="Arial" w:eastAsia="Arial" w:hAnsi="Arial"/>
                     <w:i w:val="1"/>
+                    <w:iCs w:val="1"/>
                     <w:rtl w:val="0"/>
                   </w:rPr>
                   <w:t xml:space="preserve">solicitarResponsable</w:t>
@@ -2830,6 +3154,7 @@
                   <w:rPr>
                     <w:rFonts w:ascii="Arial" w:cs="Arial" w:eastAsia="Arial" w:hAnsi="Arial"/>
                     <w:i w:val="1"/>
+                    <w:iCs w:val="1"/>
                     <w:rtl w:val="0"/>
                   </w:rPr>
                   <w:t xml:space="preserve">crearTarea</w:t>
@@ -2838,6 +3163,7 @@
                   <w:rPr>
                     <w:rFonts w:ascii="Arial" w:cs="Arial" w:eastAsia="Arial" w:hAnsi="Arial"/>
                     <w:i w:val="1"/>
+                    <w:iCs w:val="1"/>
                     <w:rtl w:val="0"/>
                   </w:rPr>
                   <w:t xml:space="preserve">(datos)</w:t>
@@ -3029,6 +3355,7 @@
                   <w:rPr>
                     <w:rFonts w:ascii="Arial" w:cs="Arial" w:eastAsia="Arial" w:hAnsi="Arial"/>
                     <w:i w:val="1"/>
+                    <w:iCs w:val="1"/>
                     <w:rtl w:val="0"/>
                   </w:rPr>
                   <w:t xml:space="preserve">crearTarea</w:t>
@@ -3037,6 +3364,7 @@
                   <w:rPr>
                     <w:rFonts w:ascii="Arial" w:cs="Arial" w:eastAsia="Arial" w:hAnsi="Arial"/>
                     <w:i w:val="1"/>
+                    <w:iCs w:val="1"/>
                     <w:rtl w:val="0"/>
                   </w:rPr>
                   <w:t xml:space="preserve">(datos)</w:t>
@@ -3433,6 +3761,7 @@
                   <w:rPr>
                     <w:rFonts w:ascii="Arial" w:cs="Arial" w:eastAsia="Arial" w:hAnsi="Arial"/>
                     <w:i w:val="1"/>
+                    <w:iCs w:val="1"/>
                     <w:rtl w:val="0"/>
                   </w:rPr>
                   <w:t xml:space="preserve">cancelar</w:t>
@@ -3639,6 +3968,7 @@
                   <w:rPr>
                     <w:rFonts w:ascii="Arial" w:cs="Arial" w:eastAsia="Arial" w:hAnsi="Arial"/>
                     <w:i w:val="1"/>
+                    <w:iCs w:val="1"/>
                     <w:rtl w:val="0"/>
                   </w:rPr>
                   <w:t xml:space="preserve">cancelar</w:t>
@@ -4316,6 +4646,7 @@
         <w:ind w:left="0"/>
         <w:rPr>
           <w:i w:val="1"/>
+          <w:iCs w:val="1"/>
           <w:color w:val="548dd4"/>
         </w:rPr>
       </w:pPr>
@@ -4333,8 +4664,8 @@
         <w:ind w:left="0" w:firstLine="0"/>
         <w:rPr/>
       </w:pPr>
-      <w:bookmarkStart w:colFirst="0" w:colLast="0" w:name="_heading=h.8606iud146lw" w:id="3"/>
-      <w:bookmarkEnd w:id="3"/>
+      <w:bookmarkStart w:colFirst="0" w:colLast="0" w:name="_heading=h.8606iud146lw" w:id="4"/>
+      <w:bookmarkEnd w:id="4"/>
       <w:r>
         <w:rPr>
           <w:vertAlign w:val="baseline"/>
@@ -4373,16 +4704,16 @@
           <wp:inline distB="114300" distT="114300" distL="114300" distR="114300">
             <wp:extent cx="6244473" cy="4851401"/>
             <wp:effectExtent b="0" l="0" r="0" t="0"/>
-            <wp:docPr id="49" name="image5.png"/>
+            <wp:docPr id="50" name="image10.png"/>
             <a:graphic>
               <a:graphicData uri="http://schemas.openxmlformats.org/drawingml/2006/picture">
                 <pic:pic>
                   <pic:nvPicPr>
-                    <pic:cNvPr id="0" name="image5.png"/>
+                    <pic:cNvPr id="0" name="image10.png"/>
                     <pic:cNvPicPr preferRelativeResize="0"/>
                   </pic:nvPicPr>
                   <pic:blipFill>
-                    <a:blip r:embed="rId10"/>
+                    <a:blip r:embed="rId11"/>
                     <a:srcRect b="0" l="0" r="0" t="0"/>
                     <a:stretch>
                       <a:fillRect/>
@@ -4553,7 +4884,9 @@
         <w:rPr>
           <w:rFonts w:ascii="Calibri" w:cs="Calibri" w:eastAsia="Calibri" w:hAnsi="Calibri"/>
           <w:b w:val="0"/>
+          <w:bCs w:val="0"/>
           <w:i w:val="1"/>
+          <w:iCs w:val="1"/>
           <w:smallCaps w:val="0"/>
           <w:strike w:val="0"/>
           <w:color w:val="548dd4"/>
@@ -4568,7 +4901,9 @@
         <w:rPr>
           <w:rFonts w:ascii="Calibri" w:cs="Calibri" w:eastAsia="Calibri" w:hAnsi="Calibri"/>
           <w:b w:val="0"/>
+          <w:bCs w:val="0"/>
           <w:i w:val="1"/>
+          <w:iCs w:val="1"/>
           <w:smallCaps w:val="0"/>
           <w:strike w:val="0"/>
           <w:color w:val="548dd4"/>
@@ -4602,7 +4937,9 @@
         <w:rPr>
           <w:rFonts w:ascii="Cambria" w:cs="Cambria" w:eastAsia="Cambria" w:hAnsi="Cambria"/>
           <w:b w:val="1"/>
+          <w:bCs w:val="1"/>
           <w:i w:val="0"/>
+          <w:iCs w:val="0"/>
           <w:smallCaps w:val="0"/>
           <w:strike w:val="0"/>
           <w:color w:val="4f81bd"/>
@@ -4620,8 +4957,8 @@
       </w:r>
     </w:p>
     <w:sectPr>
-      <w:headerReference r:id="rId11" w:type="default"/>
-      <w:footerReference r:id="rId12" w:type="default"/>
+      <w:headerReference r:id="rId12" w:type="default"/>
+      <w:footerReference r:id="rId13" w:type="default"/>
       <w:pgSz w:h="16838" w:w="11906" w:orient="portrait"/>
       <w:pgMar w:bottom="1417" w:top="1535" w:left="1701" w:right="1701" w:header="567" w:footer="572"/>
       <w:pgNumType w:start="1"/>
@@ -4765,12 +5102,12 @@
               <wp:extent cx="103505" cy="811530"/>
               <wp:effectExtent b="0" l="0" r="0" t="0"/>
               <wp:wrapNone/>
-              <wp:docPr id="37" name="image7.png"/>
+              <wp:docPr id="37" name="image6.png"/>
               <a:graphic>
                 <a:graphicData uri="http://schemas.openxmlformats.org/drawingml/2006/picture">
                   <pic:pic>
                     <pic:nvPicPr>
-                      <pic:cNvPr id="0" name="image7.png"/>
+                      <pic:cNvPr id="0" name="image6.png"/>
                       <pic:cNvPicPr preferRelativeResize="0"/>
                     </pic:nvPicPr>
                     <pic:blipFill>
@@ -4872,12 +5209,12 @@
               <wp:extent cx="103505" cy="824865"/>
               <wp:effectExtent b="0" l="0" r="0" t="0"/>
               <wp:wrapNone/>
-              <wp:docPr id="47" name="image17.png"/>
+              <wp:docPr id="47" name="image18.png"/>
               <a:graphic>
                 <a:graphicData uri="http://schemas.openxmlformats.org/drawingml/2006/picture">
                   <pic:pic>
                     <pic:nvPicPr>
-                      <pic:cNvPr id="0" name="image17.png"/>
+                      <pic:cNvPr id="0" name="image18.png"/>
                       <pic:cNvPicPr preferRelativeResize="0"/>
                     </pic:nvPicPr>
                     <pic:blipFill>
@@ -5063,12 +5400,12 @@
               <wp:extent cx="7549515" cy="815340"/>
               <wp:effectExtent b="0" l="0" r="0" t="0"/>
               <wp:wrapNone/>
-              <wp:docPr id="42" name="image12.png"/>
+              <wp:docPr id="42" name="image13.png"/>
               <a:graphic>
                 <a:graphicData uri="http://schemas.openxmlformats.org/drawingml/2006/picture">
                   <pic:pic>
                     <pic:nvPicPr>
-                      <pic:cNvPr id="0" name="image12.png"/>
+                      <pic:cNvPr id="0" name="image13.png"/>
                       <pic:cNvPicPr preferRelativeResize="0"/>
                     </pic:nvPicPr>
                     <pic:blipFill>
@@ -5170,12 +5507,12 @@
               <wp:extent cx="103505" cy="824865"/>
               <wp:effectExtent b="0" l="0" r="0" t="0"/>
               <wp:wrapNone/>
-              <wp:docPr id="36" name="image6.png"/>
+              <wp:docPr id="36" name="image5.png"/>
               <a:graphic>
                 <a:graphicData uri="http://schemas.openxmlformats.org/drawingml/2006/picture">
                   <pic:pic>
                     <pic:nvPicPr>
-                      <pic:cNvPr id="0" name="image6.png"/>
+                      <pic:cNvPr id="0" name="image5.png"/>
                       <pic:cNvPicPr preferRelativeResize="0"/>
                     </pic:nvPicPr>
                     <pic:blipFill>
@@ -5277,12 +5614,12 @@
               <wp:extent cx="103505" cy="811530"/>
               <wp:effectExtent b="0" l="0" r="0" t="0"/>
               <wp:wrapNone/>
-              <wp:docPr id="39" name="image9.png"/>
+              <wp:docPr id="39" name="image8.png"/>
               <a:graphic>
                 <a:graphicData uri="http://schemas.openxmlformats.org/drawingml/2006/picture">
                   <pic:pic>
                     <pic:nvPicPr>
-                      <pic:cNvPr id="0" name="image9.png"/>
+                      <pic:cNvPr id="0" name="image8.png"/>
                       <pic:cNvPicPr preferRelativeResize="0"/>
                     </pic:nvPicPr>
                     <pic:blipFill>
@@ -5535,12 +5872,12 @@
               <wp:extent cx="7549515" cy="815340"/>
               <wp:effectExtent b="0" l="0" r="0" t="0"/>
               <wp:wrapNone/>
-              <wp:docPr id="40" name="image10.png"/>
+              <wp:docPr id="40" name="image9.png"/>
               <a:graphic>
                 <a:graphicData uri="http://schemas.openxmlformats.org/drawingml/2006/picture">
                   <pic:pic>
                     <pic:nvPicPr>
-                      <pic:cNvPr id="0" name="image10.png"/>
+                      <pic:cNvPr id="0" name="image9.png"/>
                       <pic:cNvPicPr preferRelativeResize="0"/>
                     </pic:nvPicPr>
                     <pic:blipFill>
@@ -5582,12 +5919,12 @@
           <wp:extent cx="669290" cy="669290"/>
           <wp:effectExtent b="0" l="0" r="0" t="0"/>
           <wp:wrapSquare wrapText="bothSides" distB="0" distT="0" distL="114300" distR="114300"/>
-          <wp:docPr descr="psi-negro.png" id="48" name="image1.png"/>
+          <wp:docPr descr="psi-negro.png" id="48" name="image4.png"/>
           <a:graphic>
             <a:graphicData uri="http://schemas.openxmlformats.org/drawingml/2006/picture">
               <pic:pic>
                 <pic:nvPicPr>
-                  <pic:cNvPr descr="psi-negro.png" id="0" name="image1.png"/>
+                  <pic:cNvPr descr="psi-negro.png" id="0" name="image4.png"/>
                   <pic:cNvPicPr preferRelativeResize="0"/>
                 </pic:nvPicPr>
                 <pic:blipFill>
@@ -5627,12 +5964,12 @@
           <wp:extent cx="425450" cy="666750"/>
           <wp:effectExtent b="0" l="0" r="0" t="0"/>
           <wp:wrapSquare wrapText="bothSides" distB="0" distT="0" distL="114300" distR="114300"/>
-          <wp:docPr descr="UNPA.JPG" id="51" name="image2.jpg"/>
+          <wp:docPr descr="UNPA.JPG" id="52" name="image3.jpg"/>
           <a:graphic>
             <a:graphicData uri="http://schemas.openxmlformats.org/drawingml/2006/picture">
               <pic:pic>
                 <pic:nvPicPr>
-                  <pic:cNvPr descr="UNPA.JPG" id="0" name="image2.jpg"/>
+                  <pic:cNvPr descr="UNPA.JPG" id="0" name="image3.jpg"/>
                   <pic:cNvPicPr preferRelativeResize="0"/>
                 </pic:nvPicPr>
                 <pic:blipFill>
@@ -5735,12 +6072,12 @@
               <wp:extent cx="103505" cy="811530"/>
               <wp:effectExtent b="0" l="0" r="0" t="0"/>
               <wp:wrapNone/>
-              <wp:docPr id="44" name="image14.png"/>
+              <wp:docPr id="44" name="image15.png"/>
               <a:graphic>
                 <a:graphicData uri="http://schemas.openxmlformats.org/drawingml/2006/picture">
                   <pic:pic>
                     <pic:nvPicPr>
-                      <pic:cNvPr id="0" name="image14.png"/>
+                      <pic:cNvPr id="0" name="image15.png"/>
                       <pic:cNvPicPr preferRelativeResize="0"/>
                     </pic:nvPicPr>
                     <pic:blipFill>
@@ -5845,12 +6182,12 @@
               <wp:extent cx="103505" cy="812165"/>
               <wp:effectExtent b="0" l="0" r="0" t="0"/>
               <wp:wrapNone/>
-              <wp:docPr id="38" name="image8.png"/>
+              <wp:docPr id="38" name="image7.png"/>
               <a:graphic>
                 <a:graphicData uri="http://schemas.openxmlformats.org/drawingml/2006/picture">
                   <pic:pic>
                     <pic:nvPicPr>
-                      <pic:cNvPr id="0" name="image8.png"/>
+                      <pic:cNvPr id="0" name="image7.png"/>
                       <pic:cNvPicPr preferRelativeResize="0"/>
                     </pic:nvPicPr>
                     <pic:blipFill>
@@ -5966,6 +6303,7 @@
     <w:rPr>
       <w:rFonts w:ascii="Cambria" w:cs="Cambria" w:eastAsia="Cambria" w:hAnsi="Cambria"/>
       <w:b w:val="1"/>
+      <w:bCs w:val="1"/>
       <w:color w:val="366091"/>
       <w:sz w:val="28"/>
       <w:szCs w:val="28"/>
@@ -5982,6 +6320,7 @@
     <w:rPr>
       <w:rFonts w:ascii="Cambria" w:cs="Cambria" w:eastAsia="Cambria" w:hAnsi="Cambria"/>
       <w:b w:val="1"/>
+      <w:bCs w:val="1"/>
       <w:color w:val="4f81bd"/>
       <w:sz w:val="26"/>
       <w:szCs w:val="26"/>
@@ -5998,6 +6337,7 @@
     <w:rPr>
       <w:rFonts w:ascii="Cambria" w:cs="Cambria" w:eastAsia="Cambria" w:hAnsi="Cambria"/>
       <w:b w:val="1"/>
+      <w:bCs w:val="1"/>
       <w:color w:val="4f81bd"/>
     </w:rPr>
   </w:style>
@@ -6012,7 +6352,9 @@
     <w:rPr>
       <w:rFonts w:ascii="Cambria" w:cs="Cambria" w:eastAsia="Cambria" w:hAnsi="Cambria"/>
       <w:b w:val="1"/>
+      <w:bCs w:val="1"/>
       <w:i w:val="1"/>
+      <w:iCs w:val="1"/>
       <w:color w:val="4f81bd"/>
     </w:rPr>
   </w:style>
@@ -6041,6 +6383,7 @@
     <w:rPr>
       <w:rFonts w:ascii="Times New Roman" w:cs="Times New Roman" w:eastAsia="Times New Roman" w:hAnsi="Times New Roman"/>
       <w:i w:val="1"/>
+      <w:iCs w:val="1"/>
     </w:rPr>
   </w:style>
   <w:style w:type="paragraph" w:styleId="Title">
@@ -6855,6 +7198,7 @@
     <w:rPr>
       <w:rFonts w:ascii="Georgia" w:cs="Georgia" w:eastAsia="Georgia" w:hAnsi="Georgia"/>
       <w:i w:val="1"/>
+      <w:iCs w:val="1"/>
       <w:color w:val="666666"/>
       <w:sz w:val="48"/>
       <w:szCs w:val="48"/>
@@ -7155,7 +7499,7 @@
 
 <file path=customXML/item1.xml><?xml version="1.0" encoding="utf-8"?>
 <go:gDocsCustomXmlDataStorage xmlns:go="http://customooxmlschemas.google.com/" xmlns:r="http://schemas.openxmlformats.org/officeDocument/2006/relationships" uri="GoogleDocsCustomDataVersion2">
-  <go:docsCustomData xmlns:go="http://customooxmlschemas.google.com/" roundtripDataSignature="AMtx7mhOrYj0HnAdAZJMkh/MfH4yWcuZRA==">CgMxLjAaHgoBMBIZChcICVITChF0YWJsZS51bGN4dGJ1emo0MDIOaC5rcmFiZ2locXI3encyDmgucjVkM2I1NnY0bHFpMg5oLm5jbmprZTk1NWF4dTIOaC44NjA2aXVkMTQ2bHc4AHIhMUY4ZzFVUXo1WGhpWFFSZWlaVGNydFR2Ukg3dDZIQVYt</go:docsCustomData>
+  <go:docsCustomData xmlns:go="http://customooxmlschemas.google.com/" roundtripDataSignature="AMtx7mimvauCfPKrDLsAdXv7L560f4iysA==">CgMxLjAaHgoBMBIZChcICVITChF0YWJsZS51bGN4dGJ1emo0MDIOaC5nZzMxY2xxdTVremIyDmguMnFkM3FibjdjM2IzMg5oLmk2cGt3NGUwcWs2djIOaC5uY25qa2U5NTVheHUyDmguODYwNml1ZDE0Nmx3OAByITFGOGcxVVF6NVhoaVhRUmVpWlRjcnRUdlJIN3Q2SEFWLQ==</go:docsCustomData>
 </go:gDocsCustomXmlDataStorage>
 </file>
 
